--- a/lessions/0006_4.docx
+++ b/lessions/0006_4.docx
@@ -545,7 +545,19 @@
         <w:rPr>
           <w:rFonts w:ascii="Times New Roman" w:hAnsi="Times New Roman" w:cs="Times New Roman"/>
         </w:rPr>
-        <w:t>11:30 -&gt; eleven forty- five</w:t>
+        <w:t>11:</w:t>
+      </w:r>
+      <w:r>
+        <w:rPr>
+          <w:rFonts w:ascii="Times New Roman" w:hAnsi="Times New Roman" w:cs="Times New Roman"/>
+        </w:rPr>
+        <w:t>4</w:t>
+      </w:r>
+      <w:r>
+        <w:rPr>
+          <w:rFonts w:ascii="Times New Roman" w:hAnsi="Times New Roman" w:cs="Times New Roman"/>
+        </w:rPr>
+        <w:t>0 -&gt; eleven forty- five</w:t>
       </w:r>
     </w:p>
     <w:p>

--- a/lessions/0006_4.docx
+++ b/lessions/0006_4.docx
@@ -557,7 +557,13 @@
         <w:rPr>
           <w:rFonts w:ascii="Times New Roman" w:hAnsi="Times New Roman" w:cs="Times New Roman"/>
         </w:rPr>
-        <w:t>0 -&gt; eleven forty- five</w:t>
+        <w:t>5</w:t>
+      </w:r>
+      <w:r>
+        <w:rPr>
+          <w:rFonts w:ascii="Times New Roman" w:hAnsi="Times New Roman" w:cs="Times New Roman"/>
+        </w:rPr>
+        <w:t xml:space="preserve"> -&gt; eleven forty- five</w:t>
       </w:r>
     </w:p>
     <w:p>
@@ -2835,4 +2841,16 @@
     </a:ext>
   </a:extLst>
 </a:theme>
+</file>
+
+<file path=customXml/item1.xml><?xml version="1.0" encoding="utf-8"?>
+<b:Sources xmlns:b="http://schemas.openxmlformats.org/officeDocument/2006/bibliography" xmlns="http://schemas.openxmlformats.org/officeDocument/2006/bibliography" SelectedStyle="\APASixthEditionOfficeOnline.xsl" StyleName="APA" Version="6"/>
+</file>
+
+<file path=customXml/itemProps1.xml><?xml version="1.0" encoding="utf-8"?>
+<ds:datastoreItem xmlns:ds="http://schemas.openxmlformats.org/officeDocument/2006/customXml" ds:itemID="{403014DC-9E07-49D0-8FAA-2054C0C30A20}">
+  <ds:schemaRefs>
+    <ds:schemaRef ds:uri="http://schemas.openxmlformats.org/officeDocument/2006/bibliography"/>
+  </ds:schemaRefs>
+</ds:datastoreItem>
 </file>